--- a/quiz01/26L-0732.docx
+++ b/quiz01/26L-0732.docx
@@ -167,7 +167,7 @@
           <w:sz w:val="28"/>
           <w:szCs w:val="28"/>
         </w:rPr>
-        <w:object w:dxaOrig="9360" w:dyaOrig="450" w14:anchorId="6EA8CB81">
+        <w:object w:dxaOrig="10800" w:dyaOrig="12924" w14:anchorId="6EA8CB81">
           <v:shapetype id="_x0000_t75" coordsize="21600,21600" o:spt="75" o:preferrelative="t" path="m@4@5l@4@11@9@11@9@5xe" filled="f" stroked="f">
             <v:stroke joinstyle="miter"/>
             <v:formulas>
@@ -187,10 +187,10 @@
             <v:path o:extrusionok="f" gradientshapeok="t" o:connecttype="rect"/>
             <o:lock v:ext="edit" aspectratio="t"/>
           </v:shapetype>
-          <v:shape id="_x0000_i1029" type="#_x0000_t75" style="width:468pt;height:22.5pt" o:ole="">
+          <v:shape id="_x0000_i1045" type="#_x0000_t75" style="width:540pt;height:646.2pt" o:ole="">
             <v:imagedata r:id="rId4" o:title=""/>
           </v:shape>
-          <o:OLEObject Type="Embed" ProgID="Word.OpenDocumentText.12" ShapeID="_x0000_i1029" DrawAspect="Content" ObjectID="_1852183811" r:id="rId5"/>
+          <o:OLEObject Type="Embed" ProgID="Word.OpenDocumentText.12" ShapeID="_x0000_i1045" DrawAspect="Content" ObjectID="_1852186358" r:id="rId5"/>
         </w:object>
       </w:r>
     </w:p>
@@ -212,7 +212,28 @@
           <w:sz w:val="28"/>
           <w:szCs w:val="28"/>
         </w:rPr>
+        <w:br w:type="page"/>
+      </w:r>
+      <w:r>
+        <w:rPr>
+          <w:rFonts w:ascii="Geist" w:hAnsi="Geist"/>
+          <w:b/>
+          <w:bCs/>
+          <w:sz w:val="28"/>
+          <w:szCs w:val="28"/>
+        </w:rPr>
+        <w:lastRenderedPageBreak/>
         <w:t>Output</w:t>
+      </w:r>
+      <w:r>
+        <w:rPr>
+          <w:rFonts w:ascii="Geist" w:hAnsi="Geist"/>
+          <w:b/>
+          <w:bCs/>
+          <w:sz w:val="28"/>
+          <w:szCs w:val="28"/>
+        </w:rPr>
+        <w:t>s</w:t>
       </w:r>
     </w:p>
     <w:p>
@@ -237,10 +258,10 @@
         <mc:AlternateContent>
           <mc:Choice Requires="wps">
             <w:drawing>
-              <wp:inline distT="0" distB="0" distL="0" distR="0" wp14:anchorId="45E8984F" wp14:editId="14351C4A">
+              <wp:inline distT="0" distB="0" distL="0" distR="0" wp14:anchorId="2E917C84" wp14:editId="1E6291EC">
                 <wp:extent cx="6086475" cy="1404620"/>
                 <wp:effectExtent l="0" t="0" r="28575" b="20320"/>
-                <wp:docPr id="217" name="Text Box 2"/>
+                <wp:docPr id="1" name="Text Box 2"/>
                 <wp:cNvGraphicFramePr>
                   <a:graphicFrameLocks xmlns:a="http://schemas.openxmlformats.org/drawingml/2006/main"/>
                 </wp:cNvGraphicFramePr>
@@ -276,10 +297,281 @@
                             <w:pPr>
                               <w:spacing w:after="0" w:line="276" w:lineRule="auto"/>
                               <w:rPr>
-                                <w:sz w:val="19"/>
-                                <w:szCs w:val="19"/>
-                              </w:rPr>
-                            </w:pPr>
+                                <w:rFonts w:ascii="Cascadia Code" w:hAnsi="Cascadia Code"/>
+                                <w:sz w:val="19"/>
+                                <w:szCs w:val="19"/>
+                              </w:rPr>
+                            </w:pPr>
+                            <w:r>
+                              <w:rPr>
+                                <w:rFonts w:ascii="Cascadia Code" w:hAnsi="Cascadia Code"/>
+                                <w:sz w:val="19"/>
+                                <w:szCs w:val="19"/>
+                              </w:rPr>
+                              <w:t>Enter number of vehicles: 5</w:t>
+                            </w:r>
+                          </w:p>
+                          <w:p>
+                            <w:pPr>
+                              <w:spacing w:after="0" w:line="276" w:lineRule="auto"/>
+                              <w:rPr>
+                                <w:rFonts w:ascii="Cascadia Code" w:hAnsi="Cascadia Code"/>
+                                <w:sz w:val="19"/>
+                                <w:szCs w:val="19"/>
+                              </w:rPr>
+                            </w:pPr>
+                            <w:r>
+                              <w:rPr>
+                                <w:rFonts w:ascii="Cascadia Code" w:hAnsi="Cascadia Code"/>
+                                <w:sz w:val="19"/>
+                                <w:szCs w:val="19"/>
+                              </w:rPr>
+                              <w:t>Enter hours for vehicle 1: 4</w:t>
+                            </w:r>
+                          </w:p>
+                          <w:p>
+                            <w:pPr>
+                              <w:spacing w:after="0" w:line="276" w:lineRule="auto"/>
+                              <w:rPr>
+                                <w:rFonts w:ascii="Cascadia Code" w:hAnsi="Cascadia Code"/>
+                                <w:sz w:val="19"/>
+                                <w:szCs w:val="19"/>
+                              </w:rPr>
+                            </w:pPr>
+                            <w:r>
+                              <w:rPr>
+                                <w:rFonts w:ascii="Cascadia Code" w:hAnsi="Cascadia Code"/>
+                                <w:sz w:val="19"/>
+                                <w:szCs w:val="19"/>
+                              </w:rPr>
+                              <w:t>Vehicle 1 fee = Rs. 160</w:t>
+                            </w:r>
+                          </w:p>
+                          <w:p>
+                            <w:pPr>
+                              <w:spacing w:after="0" w:line="276" w:lineRule="auto"/>
+                              <w:rPr>
+                                <w:rFonts w:ascii="Cascadia Code" w:hAnsi="Cascadia Code"/>
+                                <w:sz w:val="19"/>
+                                <w:szCs w:val="19"/>
+                              </w:rPr>
+                            </w:pPr>
+                            <w:r>
+                              <w:rPr>
+                                <w:rFonts w:ascii="Cascadia Code" w:hAnsi="Cascadia Code"/>
+                                <w:sz w:val="19"/>
+                                <w:szCs w:val="19"/>
+                              </w:rPr>
+                              <w:t>Enter hours for vehicle 2: 6</w:t>
+                            </w:r>
+                          </w:p>
+                          <w:p>
+                            <w:pPr>
+                              <w:spacing w:after="0" w:line="276" w:lineRule="auto"/>
+                              <w:rPr>
+                                <w:rFonts w:ascii="Cascadia Code" w:hAnsi="Cascadia Code"/>
+                                <w:sz w:val="19"/>
+                                <w:szCs w:val="19"/>
+                              </w:rPr>
+                            </w:pPr>
+                            <w:r>
+                              <w:rPr>
+                                <w:rFonts w:ascii="Cascadia Code" w:hAnsi="Cascadia Code"/>
+                                <w:sz w:val="19"/>
+                                <w:szCs w:val="19"/>
+                              </w:rPr>
+                              <w:t>Vehicle 2 fee = Rs. 198</w:t>
+                            </w:r>
+                          </w:p>
+                          <w:p>
+                            <w:pPr>
+                              <w:spacing w:after="0" w:line="276" w:lineRule="auto"/>
+                              <w:rPr>
+                                <w:rFonts w:ascii="Cascadia Code" w:hAnsi="Cascadia Code"/>
+                                <w:sz w:val="19"/>
+                                <w:szCs w:val="19"/>
+                              </w:rPr>
+                            </w:pPr>
+                            <w:r>
+                              <w:rPr>
+                                <w:rFonts w:ascii="Cascadia Code" w:hAnsi="Cascadia Code"/>
+                                <w:sz w:val="19"/>
+                                <w:szCs w:val="19"/>
+                              </w:rPr>
+                              <w:t>Enter hours for vehicle 3: 2</w:t>
+                            </w:r>
+                          </w:p>
+                          <w:p>
+                            <w:pPr>
+                              <w:spacing w:after="0" w:line="276" w:lineRule="auto"/>
+                              <w:rPr>
+                                <w:rFonts w:ascii="Cascadia Code" w:hAnsi="Cascadia Code"/>
+                                <w:sz w:val="19"/>
+                                <w:szCs w:val="19"/>
+                              </w:rPr>
+                            </w:pPr>
+                            <w:r>
+                              <w:rPr>
+                                <w:rFonts w:ascii="Cascadia Code" w:hAnsi="Cascadia Code"/>
+                                <w:sz w:val="19"/>
+                                <w:szCs w:val="19"/>
+                              </w:rPr>
+                              <w:t>Vehicle 3 fee = Rs. 100</w:t>
+                            </w:r>
+                          </w:p>
+                          <w:p>
+                            <w:pPr>
+                              <w:spacing w:after="0" w:line="276" w:lineRule="auto"/>
+                              <w:rPr>
+                                <w:rFonts w:ascii="Cascadia Code" w:hAnsi="Cascadia Code"/>
+                                <w:sz w:val="19"/>
+                                <w:szCs w:val="19"/>
+                              </w:rPr>
+                            </w:pPr>
+                            <w:r>
+                              <w:rPr>
+                                <w:rFonts w:ascii="Cascadia Code" w:hAnsi="Cascadia Code"/>
+                                <w:sz w:val="19"/>
+                                <w:szCs w:val="19"/>
+                              </w:rPr>
+                              <w:t>Enter hours for vehicle 4: 12</w:t>
+                            </w:r>
+                          </w:p>
+                          <w:p>
+                            <w:pPr>
+                              <w:spacing w:after="0" w:line="276" w:lineRule="auto"/>
+                              <w:rPr>
+                                <w:rFonts w:ascii="Cascadia Code" w:hAnsi="Cascadia Code"/>
+                                <w:sz w:val="19"/>
+                                <w:szCs w:val="19"/>
+                              </w:rPr>
+                            </w:pPr>
+                            <w:r>
+                              <w:rPr>
+                                <w:rFonts w:ascii="Cascadia Code" w:hAnsi="Cascadia Code"/>
+                                <w:sz w:val="19"/>
+                                <w:szCs w:val="19"/>
+                              </w:rPr>
+                              <w:t>Vehicle 4 fee = Rs. 360</w:t>
+                            </w:r>
+                          </w:p>
+                          <w:p>
+                            <w:pPr>
+                              <w:spacing w:after="0" w:line="276" w:lineRule="auto"/>
+                              <w:rPr>
+                                <w:rFonts w:ascii="Cascadia Code" w:hAnsi="Cascadia Code"/>
+                                <w:sz w:val="19"/>
+                                <w:szCs w:val="19"/>
+                              </w:rPr>
+                            </w:pPr>
+                            <w:r>
+                              <w:rPr>
+                                <w:rFonts w:ascii="Cascadia Code" w:hAnsi="Cascadia Code"/>
+                                <w:sz w:val="19"/>
+                                <w:szCs w:val="19"/>
+                              </w:rPr>
+                              <w:t>Enter hours for vehicle 5: 12</w:t>
+                            </w:r>
+                          </w:p>
+                          <w:p>
+                            <w:pPr>
+                              <w:spacing w:after="0" w:line="276" w:lineRule="auto"/>
+                              <w:rPr>
+                                <w:rFonts w:ascii="Cascadia Code" w:hAnsi="Cascadia Code"/>
+                                <w:sz w:val="19"/>
+                                <w:szCs w:val="19"/>
+                              </w:rPr>
+                            </w:pPr>
+                            <w:r>
+                              <w:rPr>
+                                <w:rFonts w:ascii="Cascadia Code" w:hAnsi="Cascadia Code"/>
+                                <w:sz w:val="19"/>
+                                <w:szCs w:val="19"/>
+                              </w:rPr>
+                              <w:t>Vehicle 5 fee = Rs. 360</w:t>
+                            </w:r>
+                          </w:p>
+                          <w:p>
+                            <w:pPr>
+                              <w:spacing w:after="0" w:line="276" w:lineRule="auto"/>
+                              <w:rPr>
+                                <w:rFonts w:ascii="Cascadia Code" w:hAnsi="Cascadia Code"/>
+                                <w:sz w:val="19"/>
+                                <w:szCs w:val="19"/>
+                              </w:rPr>
+                            </w:pPr>
+                          </w:p>
+                          <w:p>
+                            <w:pPr>
+                              <w:spacing w:after="0" w:line="276" w:lineRule="auto"/>
+                              <w:rPr>
+                                <w:rFonts w:ascii="Cascadia Code" w:hAnsi="Cascadia Code"/>
+                                <w:sz w:val="19"/>
+                                <w:szCs w:val="19"/>
+                              </w:rPr>
+                            </w:pPr>
+                            <w:r>
+                              <w:rPr>
+                                <w:rFonts w:ascii="Cascadia Code" w:hAnsi="Cascadia Code"/>
+                                <w:sz w:val="19"/>
+                                <w:szCs w:val="19"/>
+                              </w:rPr>
+                              <w:t>Total collection: Rs. 1178</w:t>
+                            </w:r>
+                          </w:p>
+                          <w:p>
+                            <w:pPr>
+                              <w:spacing w:after="0" w:line="276" w:lineRule="auto"/>
+                              <w:rPr>
+                                <w:rFonts w:ascii="Cascadia Code" w:hAnsi="Cascadia Code"/>
+                                <w:sz w:val="19"/>
+                                <w:szCs w:val="19"/>
+                              </w:rPr>
+                            </w:pPr>
+                            <w:r>
+                              <w:rPr>
+                                <w:rFonts w:ascii="Cascadia Code" w:hAnsi="Cascadia Code"/>
+                                <w:sz w:val="19"/>
+                                <w:szCs w:val="19"/>
+                              </w:rPr>
+                              <w:t>Discounted vehicles: 3</w:t>
+                            </w:r>
+                          </w:p>
+                          <w:p>
+                            <w:pPr>
+                              <w:spacing w:after="0" w:line="276" w:lineRule="auto"/>
+                              <w:rPr>
+                                <w:rFonts w:ascii="Cascadia Code" w:hAnsi="Cascadia Code"/>
+                                <w:sz w:val="19"/>
+                                <w:szCs w:val="19"/>
+                              </w:rPr>
+                            </w:pPr>
+                            <w:r>
+                              <w:rPr>
+                                <w:rFonts w:ascii="Cascadia Code" w:hAnsi="Cascadia Code"/>
+                                <w:sz w:val="19"/>
+                                <w:szCs w:val="19"/>
+                              </w:rPr>
+                              <w:t>Highest fee: Rs. 360</w:t>
+                            </w:r>
+                          </w:p>
+                          <w:p>
+                            <w:pPr>
+                              <w:spacing w:after="0" w:line="276" w:lineRule="auto"/>
+                              <w:rPr>
+                                <w:rFonts w:ascii="Cascadia Code" w:hAnsi="Cascadia Code"/>
+                                <w:sz w:val="19"/>
+                                <w:szCs w:val="19"/>
+                              </w:rPr>
+                            </w:pPr>
+                            <w:r>
+                              <w:rPr>
+                                <w:rFonts w:ascii="Cascadia Code" w:hAnsi="Cascadia Code"/>
+                                <w:sz w:val="19"/>
+                                <w:szCs w:val="19"/>
+                              </w:rPr>
+                              <w:t>Vehicle(s) with highest fee: 4, 5,</w:t>
+                            </w:r>
                           </w:p>
                         </w:txbxContent>
                       </wps:txbx>
@@ -294,21 +586,1427 @@
           </mc:Choice>
           <mc:Fallback>
             <w:pict>
-              <v:shapetype w14:anchorId="45E8984F" id="_x0000_t202" coordsize="21600,21600" o:spt="202" path="m,l,21600r21600,l21600,xe">
+              <v:shapetype w14:anchorId="2E917C84" id="_x0000_t202" coordsize="21600,21600" o:spt="202" path="m,l,21600r21600,l21600,xe">
                 <v:stroke joinstyle="miter"/>
                 <v:path gradientshapeok="t" o:connecttype="rect"/>
               </v:shapetype>
-              <v:shape id="Text Box 2" o:spid="_x0000_s1026" type="#_x0000_t202" style="width:479.25pt;height:110.6pt;visibility:visible;mso-wrap-style:square;mso-left-percent:-10001;mso-top-percent:-10001;mso-position-horizontal:absolute;mso-position-horizontal-relative:char;mso-position-vertical:absolute;mso-position-vertical-relative:line;mso-left-percent:-10001;mso-top-percent:-10001;v-text-anchor:top" o:gfxdata="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" fillcolor="black [3213]">
+              <v:shape id="Text Box 2" o:spid="_x0000_s1026" type="#_x0000_t202" style="width:479.25pt;height:110.6pt;visibility:visible;mso-wrap-style:square;mso-left-percent:-10001;mso-top-percent:-10001;mso-position-horizontal:absolute;mso-position-horizontal-relative:char;mso-position-vertical:absolute;mso-position-vertical-relative:line;mso-left-percent:-10001;mso-top-percent:-10001;v-text-anchor:top" o:gfxdata="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" fillcolor="black [3213]">
                 <v:textbox style="mso-fit-shape-to-text:t">
                   <w:txbxContent>
                     <w:p>
                       <w:pPr>
                         <w:spacing w:after="0" w:line="276" w:lineRule="auto"/>
                         <w:rPr>
-                          <w:sz w:val="19"/>
-                          <w:szCs w:val="19"/>
-                        </w:rPr>
-                      </w:pPr>
+                          <w:rFonts w:ascii="Cascadia Code" w:hAnsi="Cascadia Code"/>
+                          <w:sz w:val="19"/>
+                          <w:szCs w:val="19"/>
+                        </w:rPr>
+                      </w:pPr>
+                      <w:r>
+                        <w:rPr>
+                          <w:rFonts w:ascii="Cascadia Code" w:hAnsi="Cascadia Code"/>
+                          <w:sz w:val="19"/>
+                          <w:szCs w:val="19"/>
+                        </w:rPr>
+                        <w:t>Enter number of vehicles: 5</w:t>
+                      </w:r>
+                    </w:p>
+                    <w:p>
+                      <w:pPr>
+                        <w:spacing w:after="0" w:line="276" w:lineRule="auto"/>
+                        <w:rPr>
+                          <w:rFonts w:ascii="Cascadia Code" w:hAnsi="Cascadia Code"/>
+                          <w:sz w:val="19"/>
+                          <w:szCs w:val="19"/>
+                        </w:rPr>
+                      </w:pPr>
+                      <w:r>
+                        <w:rPr>
+                          <w:rFonts w:ascii="Cascadia Code" w:hAnsi="Cascadia Code"/>
+                          <w:sz w:val="19"/>
+                          <w:szCs w:val="19"/>
+                        </w:rPr>
+                        <w:t>Enter hours for vehicle 1: 4</w:t>
+                      </w:r>
+                    </w:p>
+                    <w:p>
+                      <w:pPr>
+                        <w:spacing w:after="0" w:line="276" w:lineRule="auto"/>
+                        <w:rPr>
+                          <w:rFonts w:ascii="Cascadia Code" w:hAnsi="Cascadia Code"/>
+                          <w:sz w:val="19"/>
+                          <w:szCs w:val="19"/>
+                        </w:rPr>
+                      </w:pPr>
+                      <w:r>
+                        <w:rPr>
+                          <w:rFonts w:ascii="Cascadia Code" w:hAnsi="Cascadia Code"/>
+                          <w:sz w:val="19"/>
+                          <w:szCs w:val="19"/>
+                        </w:rPr>
+                        <w:t>Vehicle 1 fee = Rs. 160</w:t>
+                      </w:r>
+                    </w:p>
+                    <w:p>
+                      <w:pPr>
+                        <w:spacing w:after="0" w:line="276" w:lineRule="auto"/>
+                        <w:rPr>
+                          <w:rFonts w:ascii="Cascadia Code" w:hAnsi="Cascadia Code"/>
+                          <w:sz w:val="19"/>
+                          <w:szCs w:val="19"/>
+                        </w:rPr>
+                      </w:pPr>
+                      <w:r>
+                        <w:rPr>
+                          <w:rFonts w:ascii="Cascadia Code" w:hAnsi="Cascadia Code"/>
+                          <w:sz w:val="19"/>
+                          <w:szCs w:val="19"/>
+                        </w:rPr>
+                        <w:t>Enter hours for vehicle 2: 6</w:t>
+                      </w:r>
+                    </w:p>
+                    <w:p>
+                      <w:pPr>
+                        <w:spacing w:after="0" w:line="276" w:lineRule="auto"/>
+                        <w:rPr>
+                          <w:rFonts w:ascii="Cascadia Code" w:hAnsi="Cascadia Code"/>
+                          <w:sz w:val="19"/>
+                          <w:szCs w:val="19"/>
+                        </w:rPr>
+                      </w:pPr>
+                      <w:r>
+                        <w:rPr>
+                          <w:rFonts w:ascii="Cascadia Code" w:hAnsi="Cascadia Code"/>
+                          <w:sz w:val="19"/>
+                          <w:szCs w:val="19"/>
+                        </w:rPr>
+                        <w:t>Vehicle 2 fee = Rs. 198</w:t>
+                      </w:r>
+                    </w:p>
+                    <w:p>
+                      <w:pPr>
+                        <w:spacing w:after="0" w:line="276" w:lineRule="auto"/>
+                        <w:rPr>
+                          <w:rFonts w:ascii="Cascadia Code" w:hAnsi="Cascadia Code"/>
+                          <w:sz w:val="19"/>
+                          <w:szCs w:val="19"/>
+                        </w:rPr>
+                      </w:pPr>
+                      <w:r>
+                        <w:rPr>
+                          <w:rFonts w:ascii="Cascadia Code" w:hAnsi="Cascadia Code"/>
+                          <w:sz w:val="19"/>
+                          <w:szCs w:val="19"/>
+                        </w:rPr>
+                        <w:t>Enter hours for vehicle 3: 2</w:t>
+                      </w:r>
+                    </w:p>
+                    <w:p>
+                      <w:pPr>
+                        <w:spacing w:after="0" w:line="276" w:lineRule="auto"/>
+                        <w:rPr>
+                          <w:rFonts w:ascii="Cascadia Code" w:hAnsi="Cascadia Code"/>
+                          <w:sz w:val="19"/>
+                          <w:szCs w:val="19"/>
+                        </w:rPr>
+                      </w:pPr>
+                      <w:r>
+                        <w:rPr>
+                          <w:rFonts w:ascii="Cascadia Code" w:hAnsi="Cascadia Code"/>
+                          <w:sz w:val="19"/>
+                          <w:szCs w:val="19"/>
+                        </w:rPr>
+                        <w:t>Vehicle 3 fee = Rs. 100</w:t>
+                      </w:r>
+                    </w:p>
+                    <w:p>
+                      <w:pPr>
+                        <w:spacing w:after="0" w:line="276" w:lineRule="auto"/>
+                        <w:rPr>
+                          <w:rFonts w:ascii="Cascadia Code" w:hAnsi="Cascadia Code"/>
+                          <w:sz w:val="19"/>
+                          <w:szCs w:val="19"/>
+                        </w:rPr>
+                      </w:pPr>
+                      <w:r>
+                        <w:rPr>
+                          <w:rFonts w:ascii="Cascadia Code" w:hAnsi="Cascadia Code"/>
+                          <w:sz w:val="19"/>
+                          <w:szCs w:val="19"/>
+                        </w:rPr>
+                        <w:t>Enter hours for vehicle 4: 12</w:t>
+                      </w:r>
+                    </w:p>
+                    <w:p>
+                      <w:pPr>
+                        <w:spacing w:after="0" w:line="276" w:lineRule="auto"/>
+                        <w:rPr>
+                          <w:rFonts w:ascii="Cascadia Code" w:hAnsi="Cascadia Code"/>
+                          <w:sz w:val="19"/>
+                          <w:szCs w:val="19"/>
+                        </w:rPr>
+                      </w:pPr>
+                      <w:r>
+                        <w:rPr>
+                          <w:rFonts w:ascii="Cascadia Code" w:hAnsi="Cascadia Code"/>
+                          <w:sz w:val="19"/>
+                          <w:szCs w:val="19"/>
+                        </w:rPr>
+                        <w:t>Vehicle 4 fee = Rs. 360</w:t>
+                      </w:r>
+                    </w:p>
+                    <w:p>
+                      <w:pPr>
+                        <w:spacing w:after="0" w:line="276" w:lineRule="auto"/>
+                        <w:rPr>
+                          <w:rFonts w:ascii="Cascadia Code" w:hAnsi="Cascadia Code"/>
+                          <w:sz w:val="19"/>
+                          <w:szCs w:val="19"/>
+                        </w:rPr>
+                      </w:pPr>
+                      <w:r>
+                        <w:rPr>
+                          <w:rFonts w:ascii="Cascadia Code" w:hAnsi="Cascadia Code"/>
+                          <w:sz w:val="19"/>
+                          <w:szCs w:val="19"/>
+                        </w:rPr>
+                        <w:t>Enter hours for vehicle 5: 12</w:t>
+                      </w:r>
+                    </w:p>
+                    <w:p>
+                      <w:pPr>
+                        <w:spacing w:after="0" w:line="276" w:lineRule="auto"/>
+                        <w:rPr>
+                          <w:rFonts w:ascii="Cascadia Code" w:hAnsi="Cascadia Code"/>
+                          <w:sz w:val="19"/>
+                          <w:szCs w:val="19"/>
+                        </w:rPr>
+                      </w:pPr>
+                      <w:r>
+                        <w:rPr>
+                          <w:rFonts w:ascii="Cascadia Code" w:hAnsi="Cascadia Code"/>
+                          <w:sz w:val="19"/>
+                          <w:szCs w:val="19"/>
+                        </w:rPr>
+                        <w:t>Vehicle 5 fee = Rs. 360</w:t>
+                      </w:r>
+                    </w:p>
+                    <w:p>
+                      <w:pPr>
+                        <w:spacing w:after="0" w:line="276" w:lineRule="auto"/>
+                        <w:rPr>
+                          <w:rFonts w:ascii="Cascadia Code" w:hAnsi="Cascadia Code"/>
+                          <w:sz w:val="19"/>
+                          <w:szCs w:val="19"/>
+                        </w:rPr>
+                      </w:pPr>
+                    </w:p>
+                    <w:p>
+                      <w:pPr>
+                        <w:spacing w:after="0" w:line="276" w:lineRule="auto"/>
+                        <w:rPr>
+                          <w:rFonts w:ascii="Cascadia Code" w:hAnsi="Cascadia Code"/>
+                          <w:sz w:val="19"/>
+                          <w:szCs w:val="19"/>
+                        </w:rPr>
+                      </w:pPr>
+                      <w:r>
+                        <w:rPr>
+                          <w:rFonts w:ascii="Cascadia Code" w:hAnsi="Cascadia Code"/>
+                          <w:sz w:val="19"/>
+                          <w:szCs w:val="19"/>
+                        </w:rPr>
+                        <w:t>Total collection: Rs. 1178</w:t>
+                      </w:r>
+                    </w:p>
+                    <w:p>
+                      <w:pPr>
+                        <w:spacing w:after="0" w:line="276" w:lineRule="auto"/>
+                        <w:rPr>
+                          <w:rFonts w:ascii="Cascadia Code" w:hAnsi="Cascadia Code"/>
+                          <w:sz w:val="19"/>
+                          <w:szCs w:val="19"/>
+                        </w:rPr>
+                      </w:pPr>
+                      <w:r>
+                        <w:rPr>
+                          <w:rFonts w:ascii="Cascadia Code" w:hAnsi="Cascadia Code"/>
+                          <w:sz w:val="19"/>
+                          <w:szCs w:val="19"/>
+                        </w:rPr>
+                        <w:t>Discounted vehicles: 3</w:t>
+                      </w:r>
+                    </w:p>
+                    <w:p>
+                      <w:pPr>
+                        <w:spacing w:after="0" w:line="276" w:lineRule="auto"/>
+                        <w:rPr>
+                          <w:rFonts w:ascii="Cascadia Code" w:hAnsi="Cascadia Code"/>
+                          <w:sz w:val="19"/>
+                          <w:szCs w:val="19"/>
+                        </w:rPr>
+                      </w:pPr>
+                      <w:r>
+                        <w:rPr>
+                          <w:rFonts w:ascii="Cascadia Code" w:hAnsi="Cascadia Code"/>
+                          <w:sz w:val="19"/>
+                          <w:szCs w:val="19"/>
+                        </w:rPr>
+                        <w:t>Highest fee: Rs. 360</w:t>
+                      </w:r>
+                    </w:p>
+                    <w:p>
+                      <w:pPr>
+                        <w:spacing w:after="0" w:line="276" w:lineRule="auto"/>
+                        <w:rPr>
+                          <w:rFonts w:ascii="Cascadia Code" w:hAnsi="Cascadia Code"/>
+                          <w:sz w:val="19"/>
+                          <w:szCs w:val="19"/>
+                        </w:rPr>
+                      </w:pPr>
+                      <w:r>
+                        <w:rPr>
+                          <w:rFonts w:ascii="Cascadia Code" w:hAnsi="Cascadia Code"/>
+                          <w:sz w:val="19"/>
+                          <w:szCs w:val="19"/>
+                        </w:rPr>
+                        <w:t>Vehicle(s) with highest fee: 4, 5,</w:t>
+                      </w:r>
+                    </w:p>
+                  </w:txbxContent>
+                </v:textbox>
+                <w10:anchorlock/>
+              </v:shape>
+            </w:pict>
+          </mc:Fallback>
+        </mc:AlternateContent>
+      </w:r>
+      <w:r>
+        <w:rPr>
+          <w:rFonts w:ascii="Geist" w:hAnsi="Geist"/>
+          <w:b/>
+          <w:bCs/>
+          <w:noProof/>
+          <w:sz w:val="28"/>
+          <w:szCs w:val="28"/>
+        </w:rPr>
+        <mc:AlternateContent>
+          <mc:Choice Requires="wps">
+            <w:drawing>
+              <wp:inline distT="0" distB="0" distL="0" distR="0" wp14:anchorId="1E60274D" wp14:editId="69D07183">
+                <wp:extent cx="6086475" cy="1404620"/>
+                <wp:effectExtent l="0" t="0" r="28575" b="20320"/>
+                <wp:docPr id="2" name="Text Box 2"/>
+                <wp:cNvGraphicFramePr>
+                  <a:graphicFrameLocks xmlns:a="http://schemas.openxmlformats.org/drawingml/2006/main"/>
+                </wp:cNvGraphicFramePr>
+                <a:graphic xmlns:a="http://schemas.openxmlformats.org/drawingml/2006/main">
+                  <a:graphicData uri="http://schemas.microsoft.com/office/word/2010/wordprocessingShape">
+                    <wps:wsp>
+                      <wps:cNvSpPr txBox="1">
+                        <a:spLocks noChangeArrowheads="1"/>
+                      </wps:cNvSpPr>
+                      <wps:spPr bwMode="auto">
+                        <a:xfrm>
+                          <a:off x="0" y="0"/>
+                          <a:ext cx="6086475" cy="1404620"/>
+                        </a:xfrm>
+                        <a:prstGeom prst="rect">
+                          <a:avLst/>
+                        </a:prstGeom>
+                        <a:solidFill>
+                          <a:schemeClr val="tx1"/>
+                        </a:solidFill>
+                        <a:ln w="9525">
+                          <a:solidFill>
+                            <a:srgbClr val="000000"/>
+                          </a:solidFill>
+                          <a:miter lim="800000"/>
+                          <a:headEnd/>
+                          <a:tailEnd/>
+                        </a:ln>
+                      </wps:spPr>
+                      <wps:txbx>
+                        <w:txbxContent>
+                          <w:p>
+                            <w:pPr>
+                              <w:spacing w:after="0" w:line="276" w:lineRule="auto"/>
+                              <w:rPr>
+                                <w:rFonts w:ascii="Cascadia Code" w:hAnsi="Cascadia Code"/>
+                                <w:sz w:val="19"/>
+                                <w:szCs w:val="19"/>
+                              </w:rPr>
+                            </w:pPr>
+                            <w:r>
+                              <w:rPr>
+                                <w:rFonts w:ascii="Cascadia Code" w:hAnsi="Cascadia Code"/>
+                                <w:sz w:val="19"/>
+                                <w:szCs w:val="19"/>
+                              </w:rPr>
+                              <w:t>Enter number of vehicles: 12</w:t>
+                            </w:r>
+                          </w:p>
+                          <w:p>
+                            <w:pPr>
+                              <w:spacing w:after="0" w:line="276" w:lineRule="auto"/>
+                              <w:rPr>
+                                <w:rFonts w:ascii="Cascadia Code" w:hAnsi="Cascadia Code"/>
+                                <w:sz w:val="19"/>
+                                <w:szCs w:val="19"/>
+                              </w:rPr>
+                            </w:pPr>
+                            <w:r>
+                              <w:rPr>
+                                <w:rFonts w:ascii="Cascadia Code" w:hAnsi="Cascadia Code"/>
+                                <w:sz w:val="19"/>
+                                <w:szCs w:val="19"/>
+                              </w:rPr>
+                              <w:t>Enter hours for vehicle 1: 4</w:t>
+                            </w:r>
+                          </w:p>
+                          <w:p>
+                            <w:pPr>
+                              <w:spacing w:after="0" w:line="276" w:lineRule="auto"/>
+                              <w:rPr>
+                                <w:rFonts w:ascii="Cascadia Code" w:hAnsi="Cascadia Code"/>
+                                <w:sz w:val="19"/>
+                                <w:szCs w:val="19"/>
+                              </w:rPr>
+                            </w:pPr>
+                            <w:r>
+                              <w:rPr>
+                                <w:rFonts w:ascii="Cascadia Code" w:hAnsi="Cascadia Code"/>
+                                <w:sz w:val="19"/>
+                                <w:szCs w:val="19"/>
+                              </w:rPr>
+                              <w:t>Vehicle 1 fee = Rs. 160</w:t>
+                            </w:r>
+                          </w:p>
+                          <w:p>
+                            <w:pPr>
+                              <w:spacing w:after="0" w:line="276" w:lineRule="auto"/>
+                              <w:rPr>
+                                <w:rFonts w:ascii="Cascadia Code" w:hAnsi="Cascadia Code"/>
+                                <w:sz w:val="19"/>
+                                <w:szCs w:val="19"/>
+                              </w:rPr>
+                            </w:pPr>
+                            <w:r>
+                              <w:rPr>
+                                <w:rFonts w:ascii="Cascadia Code" w:hAnsi="Cascadia Code"/>
+                                <w:sz w:val="19"/>
+                                <w:szCs w:val="19"/>
+                              </w:rPr>
+                              <w:t>Enter hours for vehicle 2: 12</w:t>
+                            </w:r>
+                          </w:p>
+                          <w:p>
+                            <w:pPr>
+                              <w:spacing w:after="0" w:line="276" w:lineRule="auto"/>
+                              <w:rPr>
+                                <w:rFonts w:ascii="Cascadia Code" w:hAnsi="Cascadia Code"/>
+                                <w:sz w:val="19"/>
+                                <w:szCs w:val="19"/>
+                              </w:rPr>
+                            </w:pPr>
+                            <w:r>
+                              <w:rPr>
+                                <w:rFonts w:ascii="Cascadia Code" w:hAnsi="Cascadia Code"/>
+                                <w:sz w:val="19"/>
+                                <w:szCs w:val="19"/>
+                              </w:rPr>
+                              <w:t>Vehicle 2 fee = Rs. 360</w:t>
+                            </w:r>
+                          </w:p>
+                          <w:p>
+                            <w:pPr>
+                              <w:spacing w:after="0" w:line="276" w:lineRule="auto"/>
+                              <w:rPr>
+                                <w:rFonts w:ascii="Cascadia Code" w:hAnsi="Cascadia Code"/>
+                                <w:sz w:val="19"/>
+                                <w:szCs w:val="19"/>
+                              </w:rPr>
+                            </w:pPr>
+                            <w:r>
+                              <w:rPr>
+                                <w:rFonts w:ascii="Cascadia Code" w:hAnsi="Cascadia Code"/>
+                                <w:sz w:val="19"/>
+                                <w:szCs w:val="19"/>
+                              </w:rPr>
+                              <w:t>Enter hours for vehicle 3: 4</w:t>
+                            </w:r>
+                          </w:p>
+                          <w:p>
+                            <w:pPr>
+                              <w:spacing w:after="0" w:line="276" w:lineRule="auto"/>
+                              <w:rPr>
+                                <w:rFonts w:ascii="Cascadia Code" w:hAnsi="Cascadia Code"/>
+                                <w:sz w:val="19"/>
+                                <w:szCs w:val="19"/>
+                              </w:rPr>
+                            </w:pPr>
+                            <w:r>
+                              <w:rPr>
+                                <w:rFonts w:ascii="Cascadia Code" w:hAnsi="Cascadia Code"/>
+                                <w:sz w:val="19"/>
+                                <w:szCs w:val="19"/>
+                              </w:rPr>
+                              <w:t>Vehicle 3 fee = Rs. 160</w:t>
+                            </w:r>
+                          </w:p>
+                          <w:p>
+                            <w:pPr>
+                              <w:spacing w:after="0" w:line="276" w:lineRule="auto"/>
+                              <w:rPr>
+                                <w:rFonts w:ascii="Cascadia Code" w:hAnsi="Cascadia Code"/>
+                                <w:sz w:val="19"/>
+                                <w:szCs w:val="19"/>
+                              </w:rPr>
+                            </w:pPr>
+                            <w:r>
+                              <w:rPr>
+                                <w:rFonts w:ascii="Cascadia Code" w:hAnsi="Cascadia Code"/>
+                                <w:sz w:val="19"/>
+                                <w:szCs w:val="19"/>
+                              </w:rPr>
+                              <w:t>Enter hours for vehicle 4: 5</w:t>
+                            </w:r>
+                          </w:p>
+                          <w:p>
+                            <w:pPr>
+                              <w:spacing w:after="0" w:line="276" w:lineRule="auto"/>
+                              <w:rPr>
+                                <w:rFonts w:ascii="Cascadia Code" w:hAnsi="Cascadia Code"/>
+                                <w:sz w:val="19"/>
+                                <w:szCs w:val="19"/>
+                              </w:rPr>
+                            </w:pPr>
+                            <w:r>
+                              <w:rPr>
+                                <w:rFonts w:ascii="Cascadia Code" w:hAnsi="Cascadia Code"/>
+                                <w:sz w:val="19"/>
+                                <w:szCs w:val="19"/>
+                              </w:rPr>
+                              <w:t>Vehicle 4 fee = Rs. 190</w:t>
+                            </w:r>
+                          </w:p>
+                          <w:p>
+                            <w:pPr>
+                              <w:spacing w:after="0" w:line="276" w:lineRule="auto"/>
+                              <w:rPr>
+                                <w:rFonts w:ascii="Cascadia Code" w:hAnsi="Cascadia Code"/>
+                                <w:sz w:val="19"/>
+                                <w:szCs w:val="19"/>
+                              </w:rPr>
+                            </w:pPr>
+                            <w:r>
+                              <w:rPr>
+                                <w:rFonts w:ascii="Cascadia Code" w:hAnsi="Cascadia Code"/>
+                                <w:sz w:val="19"/>
+                                <w:szCs w:val="19"/>
+                              </w:rPr>
+                              <w:t>Enter hours for vehicle 5: 6</w:t>
+                            </w:r>
+                          </w:p>
+                          <w:p>
+                            <w:pPr>
+                              <w:spacing w:after="0" w:line="276" w:lineRule="auto"/>
+                              <w:rPr>
+                                <w:rFonts w:ascii="Cascadia Code" w:hAnsi="Cascadia Code"/>
+                                <w:sz w:val="19"/>
+                                <w:szCs w:val="19"/>
+                              </w:rPr>
+                            </w:pPr>
+                            <w:r>
+                              <w:rPr>
+                                <w:rFonts w:ascii="Cascadia Code" w:hAnsi="Cascadia Code"/>
+                                <w:sz w:val="19"/>
+                                <w:szCs w:val="19"/>
+                              </w:rPr>
+                              <w:t>Vehicle 5 fee = Rs. 198</w:t>
+                            </w:r>
+                          </w:p>
+                          <w:p>
+                            <w:pPr>
+                              <w:spacing w:after="0" w:line="276" w:lineRule="auto"/>
+                              <w:rPr>
+                                <w:rFonts w:ascii="Cascadia Code" w:hAnsi="Cascadia Code"/>
+                                <w:sz w:val="19"/>
+                                <w:szCs w:val="19"/>
+                              </w:rPr>
+                            </w:pPr>
+                            <w:r>
+                              <w:rPr>
+                                <w:rFonts w:ascii="Cascadia Code" w:hAnsi="Cascadia Code"/>
+                                <w:sz w:val="19"/>
+                                <w:szCs w:val="19"/>
+                              </w:rPr>
+                              <w:t>Enter hours for vehicle 6: 72</w:t>
+                            </w:r>
+                          </w:p>
+                          <w:p>
+                            <w:pPr>
+                              <w:spacing w:after="0" w:line="276" w:lineRule="auto"/>
+                              <w:rPr>
+                                <w:rFonts w:ascii="Cascadia Code" w:hAnsi="Cascadia Code"/>
+                                <w:sz w:val="19"/>
+                                <w:szCs w:val="19"/>
+                              </w:rPr>
+                            </w:pPr>
+                            <w:r>
+                              <w:rPr>
+                                <w:rFonts w:ascii="Cascadia Code" w:hAnsi="Cascadia Code"/>
+                                <w:sz w:val="19"/>
+                                <w:szCs w:val="19"/>
+                              </w:rPr>
+                              <w:t>Vehicle 6 fee = Rs. 1980</w:t>
+                            </w:r>
+                          </w:p>
+                          <w:p>
+                            <w:pPr>
+                              <w:spacing w:after="0" w:line="276" w:lineRule="auto"/>
+                              <w:rPr>
+                                <w:rFonts w:ascii="Cascadia Code" w:hAnsi="Cascadia Code"/>
+                                <w:sz w:val="19"/>
+                                <w:szCs w:val="19"/>
+                              </w:rPr>
+                            </w:pPr>
+                            <w:r>
+                              <w:rPr>
+                                <w:rFonts w:ascii="Cascadia Code" w:hAnsi="Cascadia Code"/>
+                                <w:sz w:val="19"/>
+                                <w:szCs w:val="19"/>
+                              </w:rPr>
+                              <w:t>Enter hours for vehicle 7: 3</w:t>
+                            </w:r>
+                          </w:p>
+                          <w:p>
+                            <w:pPr>
+                              <w:spacing w:after="0" w:line="276" w:lineRule="auto"/>
+                              <w:rPr>
+                                <w:rFonts w:ascii="Cascadia Code" w:hAnsi="Cascadia Code"/>
+                                <w:sz w:val="19"/>
+                                <w:szCs w:val="19"/>
+                              </w:rPr>
+                            </w:pPr>
+                            <w:r>
+                              <w:rPr>
+                                <w:rFonts w:ascii="Cascadia Code" w:hAnsi="Cascadia Code"/>
+                                <w:sz w:val="19"/>
+                                <w:szCs w:val="19"/>
+                              </w:rPr>
+                              <w:t>Vehicle 7 fee = Rs. 130</w:t>
+                            </w:r>
+                          </w:p>
+                          <w:p>
+                            <w:pPr>
+                              <w:spacing w:after="0" w:line="276" w:lineRule="auto"/>
+                              <w:rPr>
+                                <w:rFonts w:ascii="Cascadia Code" w:hAnsi="Cascadia Code"/>
+                                <w:sz w:val="19"/>
+                                <w:szCs w:val="19"/>
+                              </w:rPr>
+                            </w:pPr>
+                            <w:r>
+                              <w:rPr>
+                                <w:rFonts w:ascii="Cascadia Code" w:hAnsi="Cascadia Code"/>
+                                <w:sz w:val="19"/>
+                                <w:szCs w:val="19"/>
+                              </w:rPr>
+                              <w:t>Enter hours for vehicle 8: 4</w:t>
+                            </w:r>
+                          </w:p>
+                          <w:p>
+                            <w:pPr>
+                              <w:spacing w:after="0" w:line="276" w:lineRule="auto"/>
+                              <w:rPr>
+                                <w:rFonts w:ascii="Cascadia Code" w:hAnsi="Cascadia Code"/>
+                                <w:sz w:val="19"/>
+                                <w:szCs w:val="19"/>
+                              </w:rPr>
+                            </w:pPr>
+                            <w:r>
+                              <w:rPr>
+                                <w:rFonts w:ascii="Cascadia Code" w:hAnsi="Cascadia Code"/>
+                                <w:sz w:val="19"/>
+                                <w:szCs w:val="19"/>
+                              </w:rPr>
+                              <w:t>Vehicle 8 fee = Rs. 160</w:t>
+                            </w:r>
+                          </w:p>
+                          <w:p>
+                            <w:pPr>
+                              <w:spacing w:after="0" w:line="276" w:lineRule="auto"/>
+                              <w:rPr>
+                                <w:rFonts w:ascii="Cascadia Code" w:hAnsi="Cascadia Code"/>
+                                <w:sz w:val="19"/>
+                                <w:szCs w:val="19"/>
+                              </w:rPr>
+                            </w:pPr>
+                            <w:r>
+                              <w:rPr>
+                                <w:rFonts w:ascii="Cascadia Code" w:hAnsi="Cascadia Code"/>
+                                <w:sz w:val="19"/>
+                                <w:szCs w:val="19"/>
+                              </w:rPr>
+                              <w:t>Enter hours for vehicle 9: 72</w:t>
+                            </w:r>
+                          </w:p>
+                          <w:p>
+                            <w:pPr>
+                              <w:spacing w:after="0" w:line="276" w:lineRule="auto"/>
+                              <w:rPr>
+                                <w:rFonts w:ascii="Cascadia Code" w:hAnsi="Cascadia Code"/>
+                                <w:sz w:val="19"/>
+                                <w:szCs w:val="19"/>
+                              </w:rPr>
+                            </w:pPr>
+                            <w:r>
+                              <w:rPr>
+                                <w:rFonts w:ascii="Cascadia Code" w:hAnsi="Cascadia Code"/>
+                                <w:sz w:val="19"/>
+                                <w:szCs w:val="19"/>
+                              </w:rPr>
+                              <w:t>Vehicle 9 fee = Rs. 1980</w:t>
+                            </w:r>
+                          </w:p>
+                          <w:p>
+                            <w:pPr>
+                              <w:spacing w:after="0" w:line="276" w:lineRule="auto"/>
+                              <w:rPr>
+                                <w:rFonts w:ascii="Cascadia Code" w:hAnsi="Cascadia Code"/>
+                                <w:sz w:val="19"/>
+                                <w:szCs w:val="19"/>
+                              </w:rPr>
+                            </w:pPr>
+                            <w:r>
+                              <w:rPr>
+                                <w:rFonts w:ascii="Cascadia Code" w:hAnsi="Cascadia Code"/>
+                                <w:sz w:val="19"/>
+                                <w:szCs w:val="19"/>
+                              </w:rPr>
+                              <w:t>Enter hours for vehicle 10: 23</w:t>
+                            </w:r>
+                          </w:p>
+                          <w:p>
+                            <w:pPr>
+                              <w:spacing w:after="0" w:line="276" w:lineRule="auto"/>
+                              <w:rPr>
+                                <w:rFonts w:ascii="Cascadia Code" w:hAnsi="Cascadia Code"/>
+                                <w:sz w:val="19"/>
+                                <w:szCs w:val="19"/>
+                              </w:rPr>
+                            </w:pPr>
+                            <w:r>
+                              <w:rPr>
+                                <w:rFonts w:ascii="Cascadia Code" w:hAnsi="Cascadia Code"/>
+                                <w:sz w:val="19"/>
+                                <w:szCs w:val="19"/>
+                              </w:rPr>
+                              <w:t>Vehicle 10 fee = Rs. 657</w:t>
+                            </w:r>
+                          </w:p>
+                          <w:p>
+                            <w:pPr>
+                              <w:spacing w:after="0" w:line="276" w:lineRule="auto"/>
+                              <w:rPr>
+                                <w:rFonts w:ascii="Cascadia Code" w:hAnsi="Cascadia Code"/>
+                                <w:sz w:val="19"/>
+                                <w:szCs w:val="19"/>
+                              </w:rPr>
+                            </w:pPr>
+                            <w:r>
+                              <w:rPr>
+                                <w:rFonts w:ascii="Cascadia Code" w:hAnsi="Cascadia Code"/>
+                                <w:sz w:val="19"/>
+                                <w:szCs w:val="19"/>
+                              </w:rPr>
+                              <w:t>Enter hours for vehicle 11: 71</w:t>
+                            </w:r>
+                          </w:p>
+                          <w:p>
+                            <w:pPr>
+                              <w:spacing w:after="0" w:line="276" w:lineRule="auto"/>
+                              <w:rPr>
+                                <w:rFonts w:ascii="Cascadia Code" w:hAnsi="Cascadia Code"/>
+                                <w:sz w:val="19"/>
+                                <w:szCs w:val="19"/>
+                              </w:rPr>
+                            </w:pPr>
+                            <w:r>
+                              <w:rPr>
+                                <w:rFonts w:ascii="Cascadia Code" w:hAnsi="Cascadia Code"/>
+                                <w:sz w:val="19"/>
+                                <w:szCs w:val="19"/>
+                              </w:rPr>
+                              <w:t>Vehicle 11 fee = Rs. 1953</w:t>
+                            </w:r>
+                          </w:p>
+                          <w:p>
+                            <w:pPr>
+                              <w:spacing w:after="0" w:line="276" w:lineRule="auto"/>
+                              <w:rPr>
+                                <w:rFonts w:ascii="Cascadia Code" w:hAnsi="Cascadia Code"/>
+                                <w:sz w:val="19"/>
+                                <w:szCs w:val="19"/>
+                              </w:rPr>
+                            </w:pPr>
+                            <w:r>
+                              <w:rPr>
+                                <w:rFonts w:ascii="Cascadia Code" w:hAnsi="Cascadia Code"/>
+                                <w:sz w:val="19"/>
+                                <w:szCs w:val="19"/>
+                              </w:rPr>
+                              <w:t>Enter hours for vehicle 12: 72</w:t>
+                            </w:r>
+                          </w:p>
+                          <w:p>
+                            <w:pPr>
+                              <w:spacing w:after="0" w:line="276" w:lineRule="auto"/>
+                              <w:rPr>
+                                <w:rFonts w:ascii="Cascadia Code" w:hAnsi="Cascadia Code"/>
+                                <w:sz w:val="19"/>
+                                <w:szCs w:val="19"/>
+                              </w:rPr>
+                            </w:pPr>
+                            <w:r>
+                              <w:rPr>
+                                <w:rFonts w:ascii="Cascadia Code" w:hAnsi="Cascadia Code"/>
+                                <w:sz w:val="19"/>
+                                <w:szCs w:val="19"/>
+                              </w:rPr>
+                              <w:t>Vehicle 12 fee = Rs. 1980</w:t>
+                            </w:r>
+                          </w:p>
+                          <w:p>
+                            <w:pPr>
+                              <w:spacing w:after="0" w:line="276" w:lineRule="auto"/>
+                              <w:rPr>
+                                <w:rFonts w:ascii="Cascadia Code" w:hAnsi="Cascadia Code"/>
+                                <w:sz w:val="19"/>
+                                <w:szCs w:val="19"/>
+                              </w:rPr>
+                            </w:pPr>
+                          </w:p>
+                          <w:p>
+                            <w:pPr>
+                              <w:spacing w:after="0" w:line="276" w:lineRule="auto"/>
+                              <w:rPr>
+                                <w:rFonts w:ascii="Cascadia Code" w:hAnsi="Cascadia Code"/>
+                                <w:sz w:val="19"/>
+                                <w:szCs w:val="19"/>
+                              </w:rPr>
+                            </w:pPr>
+                            <w:r>
+                              <w:rPr>
+                                <w:rFonts w:ascii="Cascadia Code" w:hAnsi="Cascadia Code"/>
+                                <w:sz w:val="19"/>
+                                <w:szCs w:val="19"/>
+                              </w:rPr>
+                              <w:t>Total collection: Rs. 9908</w:t>
+                            </w:r>
+                          </w:p>
+                          <w:p>
+                            <w:pPr>
+                              <w:spacing w:after="0" w:line="276" w:lineRule="auto"/>
+                              <w:rPr>
+                                <w:rFonts w:ascii="Cascadia Code" w:hAnsi="Cascadia Code"/>
+                                <w:sz w:val="19"/>
+                                <w:szCs w:val="19"/>
+                              </w:rPr>
+                            </w:pPr>
+                            <w:r>
+                              <w:rPr>
+                                <w:rFonts w:ascii="Cascadia Code" w:hAnsi="Cascadia Code"/>
+                                <w:sz w:val="19"/>
+                                <w:szCs w:val="19"/>
+                              </w:rPr>
+                              <w:t>Discounted vehicles: 7</w:t>
+                            </w:r>
+                          </w:p>
+                          <w:p>
+                            <w:pPr>
+                              <w:spacing w:after="0" w:line="276" w:lineRule="auto"/>
+                              <w:rPr>
+                                <w:rFonts w:ascii="Cascadia Code" w:hAnsi="Cascadia Code"/>
+                                <w:sz w:val="19"/>
+                                <w:szCs w:val="19"/>
+                              </w:rPr>
+                            </w:pPr>
+                            <w:r>
+                              <w:rPr>
+                                <w:rFonts w:ascii="Cascadia Code" w:hAnsi="Cascadia Code"/>
+                                <w:sz w:val="19"/>
+                                <w:szCs w:val="19"/>
+                              </w:rPr>
+                              <w:t>Highest fee: Rs. 1980</w:t>
+                            </w:r>
+                          </w:p>
+                          <w:p>
+                            <w:pPr>
+                              <w:spacing w:after="0" w:line="276" w:lineRule="auto"/>
+                              <w:rPr>
+                                <w:rFonts w:ascii="Cascadia Code" w:hAnsi="Cascadia Code"/>
+                                <w:sz w:val="19"/>
+                                <w:szCs w:val="19"/>
+                              </w:rPr>
+                            </w:pPr>
+                            <w:r>
+                              <w:rPr>
+                                <w:rFonts w:ascii="Cascadia Code" w:hAnsi="Cascadia Code"/>
+                                <w:sz w:val="19"/>
+                                <w:szCs w:val="19"/>
+                              </w:rPr>
+                              <w:t>Vehicle(s) with highest fee: 6, 9, 2, 1,</w:t>
+                            </w:r>
+                          </w:p>
+                        </w:txbxContent>
+                      </wps:txbx>
+                      <wps:bodyPr rot="0" vert="horz" wrap="square" lIns="91440" tIns="45720" rIns="91440" bIns="45720" anchor="t" anchorCtr="0">
+                        <a:spAutoFit/>
+                      </wps:bodyPr>
+                    </wps:wsp>
+                  </a:graphicData>
+                </a:graphic>
+              </wp:inline>
+            </w:drawing>
+          </mc:Choice>
+          <mc:Fallback>
+            <w:pict>
+              <v:shape w14:anchorId="1E60274D" id="_x0000_s1027" type="#_x0000_t202" style="width:479.25pt;height:110.6pt;visibility:visible;mso-wrap-style:square;mso-left-percent:-10001;mso-top-percent:-10001;mso-position-horizontal:absolute;mso-position-horizontal-relative:char;mso-position-vertical:absolute;mso-position-vertical-relative:line;mso-left-percent:-10001;mso-top-percent:-10001;v-text-anchor:top" o:gfxdata="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" fillcolor="black [3213]">
+                <v:textbox style="mso-fit-shape-to-text:t">
+                  <w:txbxContent>
+                    <w:p>
+                      <w:pPr>
+                        <w:spacing w:after="0" w:line="276" w:lineRule="auto"/>
+                        <w:rPr>
+                          <w:rFonts w:ascii="Cascadia Code" w:hAnsi="Cascadia Code"/>
+                          <w:sz w:val="19"/>
+                          <w:szCs w:val="19"/>
+                        </w:rPr>
+                      </w:pPr>
+                      <w:r>
+                        <w:rPr>
+                          <w:rFonts w:ascii="Cascadia Code" w:hAnsi="Cascadia Code"/>
+                          <w:sz w:val="19"/>
+                          <w:szCs w:val="19"/>
+                        </w:rPr>
+                        <w:t>Enter number of vehicles: 12</w:t>
+                      </w:r>
+                    </w:p>
+                    <w:p>
+                      <w:pPr>
+                        <w:spacing w:after="0" w:line="276" w:lineRule="auto"/>
+                        <w:rPr>
+                          <w:rFonts w:ascii="Cascadia Code" w:hAnsi="Cascadia Code"/>
+                          <w:sz w:val="19"/>
+                          <w:szCs w:val="19"/>
+                        </w:rPr>
+                      </w:pPr>
+                      <w:r>
+                        <w:rPr>
+                          <w:rFonts w:ascii="Cascadia Code" w:hAnsi="Cascadia Code"/>
+                          <w:sz w:val="19"/>
+                          <w:szCs w:val="19"/>
+                        </w:rPr>
+                        <w:t>Enter hours for vehicle 1: 4</w:t>
+                      </w:r>
+                    </w:p>
+                    <w:p>
+                      <w:pPr>
+                        <w:spacing w:after="0" w:line="276" w:lineRule="auto"/>
+                        <w:rPr>
+                          <w:rFonts w:ascii="Cascadia Code" w:hAnsi="Cascadia Code"/>
+                          <w:sz w:val="19"/>
+                          <w:szCs w:val="19"/>
+                        </w:rPr>
+                      </w:pPr>
+                      <w:r>
+                        <w:rPr>
+                          <w:rFonts w:ascii="Cascadia Code" w:hAnsi="Cascadia Code"/>
+                          <w:sz w:val="19"/>
+                          <w:szCs w:val="19"/>
+                        </w:rPr>
+                        <w:t>Vehicle 1 fee = Rs. 160</w:t>
+                      </w:r>
+                    </w:p>
+                    <w:p>
+                      <w:pPr>
+                        <w:spacing w:after="0" w:line="276" w:lineRule="auto"/>
+                        <w:rPr>
+                          <w:rFonts w:ascii="Cascadia Code" w:hAnsi="Cascadia Code"/>
+                          <w:sz w:val="19"/>
+                          <w:szCs w:val="19"/>
+                        </w:rPr>
+                      </w:pPr>
+                      <w:r>
+                        <w:rPr>
+                          <w:rFonts w:ascii="Cascadia Code" w:hAnsi="Cascadia Code"/>
+                          <w:sz w:val="19"/>
+                          <w:szCs w:val="19"/>
+                        </w:rPr>
+                        <w:t>Enter hours for vehicle 2: 12</w:t>
+                      </w:r>
+                    </w:p>
+                    <w:p>
+                      <w:pPr>
+                        <w:spacing w:after="0" w:line="276" w:lineRule="auto"/>
+                        <w:rPr>
+                          <w:rFonts w:ascii="Cascadia Code" w:hAnsi="Cascadia Code"/>
+                          <w:sz w:val="19"/>
+                          <w:szCs w:val="19"/>
+                        </w:rPr>
+                      </w:pPr>
+                      <w:r>
+                        <w:rPr>
+                          <w:rFonts w:ascii="Cascadia Code" w:hAnsi="Cascadia Code"/>
+                          <w:sz w:val="19"/>
+                          <w:szCs w:val="19"/>
+                        </w:rPr>
+                        <w:t>Vehicle 2 fee = Rs. 360</w:t>
+                      </w:r>
+                    </w:p>
+                    <w:p>
+                      <w:pPr>
+                        <w:spacing w:after="0" w:line="276" w:lineRule="auto"/>
+                        <w:rPr>
+                          <w:rFonts w:ascii="Cascadia Code" w:hAnsi="Cascadia Code"/>
+                          <w:sz w:val="19"/>
+                          <w:szCs w:val="19"/>
+                        </w:rPr>
+                      </w:pPr>
+                      <w:r>
+                        <w:rPr>
+                          <w:rFonts w:ascii="Cascadia Code" w:hAnsi="Cascadia Code"/>
+                          <w:sz w:val="19"/>
+                          <w:szCs w:val="19"/>
+                        </w:rPr>
+                        <w:t>Enter hours for vehicle 3: 4</w:t>
+                      </w:r>
+                    </w:p>
+                    <w:p>
+                      <w:pPr>
+                        <w:spacing w:after="0" w:line="276" w:lineRule="auto"/>
+                        <w:rPr>
+                          <w:rFonts w:ascii="Cascadia Code" w:hAnsi="Cascadia Code"/>
+                          <w:sz w:val="19"/>
+                          <w:szCs w:val="19"/>
+                        </w:rPr>
+                      </w:pPr>
+                      <w:r>
+                        <w:rPr>
+                          <w:rFonts w:ascii="Cascadia Code" w:hAnsi="Cascadia Code"/>
+                          <w:sz w:val="19"/>
+                          <w:szCs w:val="19"/>
+                        </w:rPr>
+                        <w:t>Vehicle 3 fee = Rs. 160</w:t>
+                      </w:r>
+                    </w:p>
+                    <w:p>
+                      <w:pPr>
+                        <w:spacing w:after="0" w:line="276" w:lineRule="auto"/>
+                        <w:rPr>
+                          <w:rFonts w:ascii="Cascadia Code" w:hAnsi="Cascadia Code"/>
+                          <w:sz w:val="19"/>
+                          <w:szCs w:val="19"/>
+                        </w:rPr>
+                      </w:pPr>
+                      <w:r>
+                        <w:rPr>
+                          <w:rFonts w:ascii="Cascadia Code" w:hAnsi="Cascadia Code"/>
+                          <w:sz w:val="19"/>
+                          <w:szCs w:val="19"/>
+                        </w:rPr>
+                        <w:t>Enter hours for vehicle 4: 5</w:t>
+                      </w:r>
+                    </w:p>
+                    <w:p>
+                      <w:pPr>
+                        <w:spacing w:after="0" w:line="276" w:lineRule="auto"/>
+                        <w:rPr>
+                          <w:rFonts w:ascii="Cascadia Code" w:hAnsi="Cascadia Code"/>
+                          <w:sz w:val="19"/>
+                          <w:szCs w:val="19"/>
+                        </w:rPr>
+                      </w:pPr>
+                      <w:r>
+                        <w:rPr>
+                          <w:rFonts w:ascii="Cascadia Code" w:hAnsi="Cascadia Code"/>
+                          <w:sz w:val="19"/>
+                          <w:szCs w:val="19"/>
+                        </w:rPr>
+                        <w:t>Vehicle 4 fee = Rs. 190</w:t>
+                      </w:r>
+                    </w:p>
+                    <w:p>
+                      <w:pPr>
+                        <w:spacing w:after="0" w:line="276" w:lineRule="auto"/>
+                        <w:rPr>
+                          <w:rFonts w:ascii="Cascadia Code" w:hAnsi="Cascadia Code"/>
+                          <w:sz w:val="19"/>
+                          <w:szCs w:val="19"/>
+                        </w:rPr>
+                      </w:pPr>
+                      <w:r>
+                        <w:rPr>
+                          <w:rFonts w:ascii="Cascadia Code" w:hAnsi="Cascadia Code"/>
+                          <w:sz w:val="19"/>
+                          <w:szCs w:val="19"/>
+                        </w:rPr>
+                        <w:t>Enter hours for vehicle 5: 6</w:t>
+                      </w:r>
+                    </w:p>
+                    <w:p>
+                      <w:pPr>
+                        <w:spacing w:after="0" w:line="276" w:lineRule="auto"/>
+                        <w:rPr>
+                          <w:rFonts w:ascii="Cascadia Code" w:hAnsi="Cascadia Code"/>
+                          <w:sz w:val="19"/>
+                          <w:szCs w:val="19"/>
+                        </w:rPr>
+                      </w:pPr>
+                      <w:r>
+                        <w:rPr>
+                          <w:rFonts w:ascii="Cascadia Code" w:hAnsi="Cascadia Code"/>
+                          <w:sz w:val="19"/>
+                          <w:szCs w:val="19"/>
+                        </w:rPr>
+                        <w:t>Vehicle 5 fee = Rs. 198</w:t>
+                      </w:r>
+                    </w:p>
+                    <w:p>
+                      <w:pPr>
+                        <w:spacing w:after="0" w:line="276" w:lineRule="auto"/>
+                        <w:rPr>
+                          <w:rFonts w:ascii="Cascadia Code" w:hAnsi="Cascadia Code"/>
+                          <w:sz w:val="19"/>
+                          <w:szCs w:val="19"/>
+                        </w:rPr>
+                      </w:pPr>
+                      <w:r>
+                        <w:rPr>
+                          <w:rFonts w:ascii="Cascadia Code" w:hAnsi="Cascadia Code"/>
+                          <w:sz w:val="19"/>
+                          <w:szCs w:val="19"/>
+                        </w:rPr>
+                        <w:t>Enter hours for vehicle 6: 72</w:t>
+                      </w:r>
+                    </w:p>
+                    <w:p>
+                      <w:pPr>
+                        <w:spacing w:after="0" w:line="276" w:lineRule="auto"/>
+                        <w:rPr>
+                          <w:rFonts w:ascii="Cascadia Code" w:hAnsi="Cascadia Code"/>
+                          <w:sz w:val="19"/>
+                          <w:szCs w:val="19"/>
+                        </w:rPr>
+                      </w:pPr>
+                      <w:r>
+                        <w:rPr>
+                          <w:rFonts w:ascii="Cascadia Code" w:hAnsi="Cascadia Code"/>
+                          <w:sz w:val="19"/>
+                          <w:szCs w:val="19"/>
+                        </w:rPr>
+                        <w:t>Vehicle 6 fee = Rs. 1980</w:t>
+                      </w:r>
+                    </w:p>
+                    <w:p>
+                      <w:pPr>
+                        <w:spacing w:after="0" w:line="276" w:lineRule="auto"/>
+                        <w:rPr>
+                          <w:rFonts w:ascii="Cascadia Code" w:hAnsi="Cascadia Code"/>
+                          <w:sz w:val="19"/>
+                          <w:szCs w:val="19"/>
+                        </w:rPr>
+                      </w:pPr>
+                      <w:r>
+                        <w:rPr>
+                          <w:rFonts w:ascii="Cascadia Code" w:hAnsi="Cascadia Code"/>
+                          <w:sz w:val="19"/>
+                          <w:szCs w:val="19"/>
+                        </w:rPr>
+                        <w:t>Enter hours for vehicle 7: 3</w:t>
+                      </w:r>
+                    </w:p>
+                    <w:p>
+                      <w:pPr>
+                        <w:spacing w:after="0" w:line="276" w:lineRule="auto"/>
+                        <w:rPr>
+                          <w:rFonts w:ascii="Cascadia Code" w:hAnsi="Cascadia Code"/>
+                          <w:sz w:val="19"/>
+                          <w:szCs w:val="19"/>
+                        </w:rPr>
+                      </w:pPr>
+                      <w:r>
+                        <w:rPr>
+                          <w:rFonts w:ascii="Cascadia Code" w:hAnsi="Cascadia Code"/>
+                          <w:sz w:val="19"/>
+                          <w:szCs w:val="19"/>
+                        </w:rPr>
+                        <w:t>Vehicle 7 fee = Rs. 130</w:t>
+                      </w:r>
+                    </w:p>
+                    <w:p>
+                      <w:pPr>
+                        <w:spacing w:after="0" w:line="276" w:lineRule="auto"/>
+                        <w:rPr>
+                          <w:rFonts w:ascii="Cascadia Code" w:hAnsi="Cascadia Code"/>
+                          <w:sz w:val="19"/>
+                          <w:szCs w:val="19"/>
+                        </w:rPr>
+                      </w:pPr>
+                      <w:r>
+                        <w:rPr>
+                          <w:rFonts w:ascii="Cascadia Code" w:hAnsi="Cascadia Code"/>
+                          <w:sz w:val="19"/>
+                          <w:szCs w:val="19"/>
+                        </w:rPr>
+                        <w:t>Enter hours for vehicle 8: 4</w:t>
+                      </w:r>
+                    </w:p>
+                    <w:p>
+                      <w:pPr>
+                        <w:spacing w:after="0" w:line="276" w:lineRule="auto"/>
+                        <w:rPr>
+                          <w:rFonts w:ascii="Cascadia Code" w:hAnsi="Cascadia Code"/>
+                          <w:sz w:val="19"/>
+                          <w:szCs w:val="19"/>
+                        </w:rPr>
+                      </w:pPr>
+                      <w:r>
+                        <w:rPr>
+                          <w:rFonts w:ascii="Cascadia Code" w:hAnsi="Cascadia Code"/>
+                          <w:sz w:val="19"/>
+                          <w:szCs w:val="19"/>
+                        </w:rPr>
+                        <w:t>Vehicle 8 fee = Rs. 160</w:t>
+                      </w:r>
+                    </w:p>
+                    <w:p>
+                      <w:pPr>
+                        <w:spacing w:after="0" w:line="276" w:lineRule="auto"/>
+                        <w:rPr>
+                          <w:rFonts w:ascii="Cascadia Code" w:hAnsi="Cascadia Code"/>
+                          <w:sz w:val="19"/>
+                          <w:szCs w:val="19"/>
+                        </w:rPr>
+                      </w:pPr>
+                      <w:r>
+                        <w:rPr>
+                          <w:rFonts w:ascii="Cascadia Code" w:hAnsi="Cascadia Code"/>
+                          <w:sz w:val="19"/>
+                          <w:szCs w:val="19"/>
+                        </w:rPr>
+                        <w:t>Enter hours for vehicle 9: 72</w:t>
+                      </w:r>
+                    </w:p>
+                    <w:p>
+                      <w:pPr>
+                        <w:spacing w:after="0" w:line="276" w:lineRule="auto"/>
+                        <w:rPr>
+                          <w:rFonts w:ascii="Cascadia Code" w:hAnsi="Cascadia Code"/>
+                          <w:sz w:val="19"/>
+                          <w:szCs w:val="19"/>
+                        </w:rPr>
+                      </w:pPr>
+                      <w:r>
+                        <w:rPr>
+                          <w:rFonts w:ascii="Cascadia Code" w:hAnsi="Cascadia Code"/>
+                          <w:sz w:val="19"/>
+                          <w:szCs w:val="19"/>
+                        </w:rPr>
+                        <w:t>Vehicle 9 fee = Rs. 1980</w:t>
+                      </w:r>
+                    </w:p>
+                    <w:p>
+                      <w:pPr>
+                        <w:spacing w:after="0" w:line="276" w:lineRule="auto"/>
+                        <w:rPr>
+                          <w:rFonts w:ascii="Cascadia Code" w:hAnsi="Cascadia Code"/>
+                          <w:sz w:val="19"/>
+                          <w:szCs w:val="19"/>
+                        </w:rPr>
+                      </w:pPr>
+                      <w:r>
+                        <w:rPr>
+                          <w:rFonts w:ascii="Cascadia Code" w:hAnsi="Cascadia Code"/>
+                          <w:sz w:val="19"/>
+                          <w:szCs w:val="19"/>
+                        </w:rPr>
+                        <w:t>Enter hours for vehicle 10: 23</w:t>
+                      </w:r>
+                    </w:p>
+                    <w:p>
+                      <w:pPr>
+                        <w:spacing w:after="0" w:line="276" w:lineRule="auto"/>
+                        <w:rPr>
+                          <w:rFonts w:ascii="Cascadia Code" w:hAnsi="Cascadia Code"/>
+                          <w:sz w:val="19"/>
+                          <w:szCs w:val="19"/>
+                        </w:rPr>
+                      </w:pPr>
+                      <w:r>
+                        <w:rPr>
+                          <w:rFonts w:ascii="Cascadia Code" w:hAnsi="Cascadia Code"/>
+                          <w:sz w:val="19"/>
+                          <w:szCs w:val="19"/>
+                        </w:rPr>
+                        <w:t>Vehicle 10 fee = Rs. 657</w:t>
+                      </w:r>
+                    </w:p>
+                    <w:p>
+                      <w:pPr>
+                        <w:spacing w:after="0" w:line="276" w:lineRule="auto"/>
+                        <w:rPr>
+                          <w:rFonts w:ascii="Cascadia Code" w:hAnsi="Cascadia Code"/>
+                          <w:sz w:val="19"/>
+                          <w:szCs w:val="19"/>
+                        </w:rPr>
+                      </w:pPr>
+                      <w:r>
+                        <w:rPr>
+                          <w:rFonts w:ascii="Cascadia Code" w:hAnsi="Cascadia Code"/>
+                          <w:sz w:val="19"/>
+                          <w:szCs w:val="19"/>
+                        </w:rPr>
+                        <w:t>Enter hours for vehicle 11: 71</w:t>
+                      </w:r>
+                    </w:p>
+                    <w:p>
+                      <w:pPr>
+                        <w:spacing w:after="0" w:line="276" w:lineRule="auto"/>
+                        <w:rPr>
+                          <w:rFonts w:ascii="Cascadia Code" w:hAnsi="Cascadia Code"/>
+                          <w:sz w:val="19"/>
+                          <w:szCs w:val="19"/>
+                        </w:rPr>
+                      </w:pPr>
+                      <w:r>
+                        <w:rPr>
+                          <w:rFonts w:ascii="Cascadia Code" w:hAnsi="Cascadia Code"/>
+                          <w:sz w:val="19"/>
+                          <w:szCs w:val="19"/>
+                        </w:rPr>
+                        <w:t>Vehicle 11 fee = Rs. 1953</w:t>
+                      </w:r>
+                    </w:p>
+                    <w:p>
+                      <w:pPr>
+                        <w:spacing w:after="0" w:line="276" w:lineRule="auto"/>
+                        <w:rPr>
+                          <w:rFonts w:ascii="Cascadia Code" w:hAnsi="Cascadia Code"/>
+                          <w:sz w:val="19"/>
+                          <w:szCs w:val="19"/>
+                        </w:rPr>
+                      </w:pPr>
+                      <w:r>
+                        <w:rPr>
+                          <w:rFonts w:ascii="Cascadia Code" w:hAnsi="Cascadia Code"/>
+                          <w:sz w:val="19"/>
+                          <w:szCs w:val="19"/>
+                        </w:rPr>
+                        <w:t>Enter hours for vehicle 12: 72</w:t>
+                      </w:r>
+                    </w:p>
+                    <w:p>
+                      <w:pPr>
+                        <w:spacing w:after="0" w:line="276" w:lineRule="auto"/>
+                        <w:rPr>
+                          <w:rFonts w:ascii="Cascadia Code" w:hAnsi="Cascadia Code"/>
+                          <w:sz w:val="19"/>
+                          <w:szCs w:val="19"/>
+                        </w:rPr>
+                      </w:pPr>
+                      <w:r>
+                        <w:rPr>
+                          <w:rFonts w:ascii="Cascadia Code" w:hAnsi="Cascadia Code"/>
+                          <w:sz w:val="19"/>
+                          <w:szCs w:val="19"/>
+                        </w:rPr>
+                        <w:t>Vehicle 12 fee = Rs. 1980</w:t>
+                      </w:r>
+                    </w:p>
+                    <w:p>
+                      <w:pPr>
+                        <w:spacing w:after="0" w:line="276" w:lineRule="auto"/>
+                        <w:rPr>
+                          <w:rFonts w:ascii="Cascadia Code" w:hAnsi="Cascadia Code"/>
+                          <w:sz w:val="19"/>
+                          <w:szCs w:val="19"/>
+                        </w:rPr>
+                      </w:pPr>
+                    </w:p>
+                    <w:p>
+                      <w:pPr>
+                        <w:spacing w:after="0" w:line="276" w:lineRule="auto"/>
+                        <w:rPr>
+                          <w:rFonts w:ascii="Cascadia Code" w:hAnsi="Cascadia Code"/>
+                          <w:sz w:val="19"/>
+                          <w:szCs w:val="19"/>
+                        </w:rPr>
+                      </w:pPr>
+                      <w:r>
+                        <w:rPr>
+                          <w:rFonts w:ascii="Cascadia Code" w:hAnsi="Cascadia Code"/>
+                          <w:sz w:val="19"/>
+                          <w:szCs w:val="19"/>
+                        </w:rPr>
+                        <w:t>Total collection: Rs. 9908</w:t>
+                      </w:r>
+                    </w:p>
+                    <w:p>
+                      <w:pPr>
+                        <w:spacing w:after="0" w:line="276" w:lineRule="auto"/>
+                        <w:rPr>
+                          <w:rFonts w:ascii="Cascadia Code" w:hAnsi="Cascadia Code"/>
+                          <w:sz w:val="19"/>
+                          <w:szCs w:val="19"/>
+                        </w:rPr>
+                      </w:pPr>
+                      <w:r>
+                        <w:rPr>
+                          <w:rFonts w:ascii="Cascadia Code" w:hAnsi="Cascadia Code"/>
+                          <w:sz w:val="19"/>
+                          <w:szCs w:val="19"/>
+                        </w:rPr>
+                        <w:t>Discounted vehicles: 7</w:t>
+                      </w:r>
+                    </w:p>
+                    <w:p>
+                      <w:pPr>
+                        <w:spacing w:after="0" w:line="276" w:lineRule="auto"/>
+                        <w:rPr>
+                          <w:rFonts w:ascii="Cascadia Code" w:hAnsi="Cascadia Code"/>
+                          <w:sz w:val="19"/>
+                          <w:szCs w:val="19"/>
+                        </w:rPr>
+                      </w:pPr>
+                      <w:r>
+                        <w:rPr>
+                          <w:rFonts w:ascii="Cascadia Code" w:hAnsi="Cascadia Code"/>
+                          <w:sz w:val="19"/>
+                          <w:szCs w:val="19"/>
+                        </w:rPr>
+                        <w:t>Highest fee: Rs. 1980</w:t>
+                      </w:r>
+                    </w:p>
+                    <w:p>
+                      <w:pPr>
+                        <w:spacing w:after="0" w:line="276" w:lineRule="auto"/>
+                        <w:rPr>
+                          <w:rFonts w:ascii="Cascadia Code" w:hAnsi="Cascadia Code"/>
+                          <w:sz w:val="19"/>
+                          <w:szCs w:val="19"/>
+                        </w:rPr>
+                      </w:pPr>
+                      <w:r>
+                        <w:rPr>
+                          <w:rFonts w:ascii="Cascadia Code" w:hAnsi="Cascadia Code"/>
+                          <w:sz w:val="19"/>
+                          <w:szCs w:val="19"/>
+                        </w:rPr>
+                        <w:t>Vehicle(s) with highest fee: 6, 9, 2, 1,</w:t>
+                      </w:r>
                     </w:p>
                   </w:txbxContent>
                 </v:textbox>
@@ -321,7 +2019,7 @@
     </w:p>
     <w:sectPr>
       <w:pgSz w:w="12240" w:h="15840"/>
-      <w:pgMar w:top="1440" w:right="1440" w:bottom="1440" w:left="1440" w:header="720" w:footer="720" w:gutter="0"/>
+      <w:pgMar w:top="720" w:right="720" w:bottom="720" w:left="720" w:header="720" w:footer="720" w:gutter="0"/>
       <w:cols w:space="720"/>
       <w:docGrid w:linePitch="360"/>
     </w:sectPr>
